--- a/RVfpga/RVfpgaEL2/RVfpga_NexysVideo-NoDDR/Labs/Lab15/RVfpga_Lab15_VeeR-EL2_NexysVideo-NoDDR.docx
+++ b/RVfpga/RVfpgaEL2/RVfpga_NexysVideo-NoDDR/Labs/Lab15/RVfpga_Lab15_VeeR-EL2_NexysVideo-NoDDR.docx
@@ -1544,7 +1544,7 @@
           <v:shape id="_x0000_i1025" type="#_x0000_t75" style="width:546.35pt;height:321.9pt" o:ole="">
             <v:imagedata r:id="rId12" o:title=""/>
           </v:shape>
-          <o:OLEObject Type="Embed" ProgID="Visio.Drawing.15" ShapeID="_x0000_i1025" DrawAspect="Content" ObjectID="_1821804195" r:id="rId13"/>
+          <o:OLEObject Type="Embed" ProgID="Visio.Drawing.15" ShapeID="_x0000_i1025" DrawAspect="Content" ObjectID="_1821806370" r:id="rId13"/>
         </w:object>
       </w:r>
     </w:p>
@@ -2701,7 +2701,7 @@
           <w:iCs/>
           <w:color w:val="000000" w:themeColor="text1"/>
         </w:rPr>
-        <w:t>[</w:t>
+        <w:t>[RVfpgaEL2</w:t>
       </w:r>
       <w:r>
         <w:rPr>
@@ -2710,7 +2710,7 @@
           <w:iCs/>
           <w:color w:val="000000" w:themeColor="text1"/>
         </w:rPr>
-        <w:t>RVfpgaEL2NexysA7DDRPath</w:t>
+        <w:t>Nexys Video</w:t>
       </w:r>
       <w:r>
         <w:rPr>
@@ -2719,7 +2719,7 @@
           <w:iCs/>
           <w:color w:val="000000" w:themeColor="text1"/>
         </w:rPr>
-        <w:t>]</w:t>
+        <w:t>VideoNoDDRPath]</w:t>
       </w:r>
       <w:r>
         <w:rPr>
@@ -3905,7 +3905,7 @@
           <v:shape id="_x0000_i1026" type="#_x0000_t75" style="width:450.7pt;height:282.35pt" o:ole="">
             <v:imagedata r:id="rId14" o:title=""/>
           </v:shape>
-          <o:OLEObject Type="Embed" ProgID="Visio.Drawing.15" ShapeID="_x0000_i1026" DrawAspect="Content" ObjectID="_1821804196" r:id="rId15"/>
+          <o:OLEObject Type="Embed" ProgID="Visio.Drawing.15" ShapeID="_x0000_i1026" DrawAspect="Content" ObjectID="_1821806371" r:id="rId15"/>
         </w:object>
       </w:r>
     </w:p>
@@ -5790,7 +5790,7 @@
           <w:iCs/>
           <w:color w:val="000000" w:themeColor="text1"/>
         </w:rPr>
-        <w:t>[</w:t>
+        <w:t>[RVfpgaEL2</w:t>
       </w:r>
       <w:r>
         <w:rPr>
@@ -5799,7 +5799,7 @@
           <w:iCs/>
           <w:color w:val="000000" w:themeColor="text1"/>
         </w:rPr>
-        <w:t>RVfpgaEL2NexysA7DDRPath</w:t>
+        <w:t>Nexys Video</w:t>
       </w:r>
       <w:r>
         <w:rPr>
@@ -5808,7 +5808,7 @@
           <w:iCs/>
           <w:color w:val="000000" w:themeColor="text1"/>
         </w:rPr>
-        <w:t>]</w:t>
+        <w:t>VideoNoDDRPath]</w:t>
       </w:r>
       <w:r>
         <w:rPr>
@@ -8614,10 +8614,12 @@
     <w:bookmarkEnd w:id="1"/>
     <w:p/>
     <w:sectPr>
-      <w:headerReference w:type="default" r:id="rId18"/>
-      <w:footerReference w:type="default" r:id="rId19"/>
-      <w:headerReference w:type="first" r:id="rId20"/>
-      <w:footerReference w:type="first" r:id="rId21"/>
+      <w:headerReference w:type="even" r:id="rId18"/>
+      <w:headerReference w:type="default" r:id="rId19"/>
+      <w:footerReference w:type="even" r:id="rId20"/>
+      <w:footerReference w:type="default" r:id="rId21"/>
+      <w:headerReference w:type="first" r:id="rId22"/>
+      <w:footerReference w:type="first" r:id="rId23"/>
       <w:pgSz w:w="11906" w:h="16838"/>
       <w:pgMar w:top="1800" w:right="1440" w:bottom="1440" w:left="1440" w:header="706" w:footer="389" w:gutter="0"/>
       <w:cols w:space="720"/>
@@ -8653,6 +8655,16 @@
   <w:p>
     <w:pPr>
       <w:pStyle w:val="a9"/>
+    </w:pPr>
+  </w:p>
+</w:ftr>
+</file>
+
+<file path=word/footer2.xml><?xml version="1.0" encoding="utf-8"?>
+<w:ftr xmlns:wpc="http://schemas.microsoft.com/office/word/2010/wordprocessingCanvas" xmlns:cx="http://schemas.microsoft.com/office/drawing/2014/chartex" xmlns:cx1="http://schemas.microsoft.com/office/drawing/2015/9/8/chartex" xmlns:cx2="http://schemas.microsoft.com/office/drawing/2015/10/21/chartex" xmlns:cx3="http://schemas.microsoft.com/office/drawing/2016/5/9/chartex" xmlns:cx4="http://schemas.microsoft.com/office/drawing/2016/5/10/chartex" xmlns:cx5="http://schemas.microsoft.com/office/drawing/2016/5/11/chartex" xmlns:cx6="http://schemas.microsoft.com/office/drawing/2016/5/12/chartex" xmlns:cx7="http://schemas.microsoft.com/office/drawing/2016/5/13/chartex" xmlns:cx8="http://schemas.microsoft.com/office/drawing/2016/5/14/chartex" xmlns:mc="http://schemas.openxmlformats.org/markup-compatibility/2006" xmlns:aink="http://schemas.microsoft.com/office/drawing/2016/ink" xmlns:am3d="http://schemas.microsoft.com/office/drawing/2017/model3d" xmlns:o="urn:schemas-microsoft-com:office:office" xmlns:oel="http://schemas.microsoft.com/office/2019/extlst" xmlns:r="http://schemas.openxmlformats.org/officeDocument/2006/relationships" xmlns:m="http://schemas.openxmlformats.org/officeDocument/2006/math" xmlns:v="urn:schemas-microsoft-com:vml" xmlns:wp14="http://schemas.microsoft.com/office/word/2010/wordprocessingDrawing" xmlns:wp="http://schemas.openxmlformats.org/drawingml/2006/wordprocessingDrawing" xmlns:w10="urn:schemas-microsoft-com:office:word" xmlns:w="http://schemas.openxmlformats.org/wordprocessingml/2006/main" xmlns:w14="http://schemas.microsoft.com/office/word/2010/wordml" xmlns:w15="http://schemas.microsoft.com/office/word/2012/wordml" xmlns:w16cex="http://schemas.microsoft.com/office/word/2018/wordml/cex" xmlns:w16cid="http://schemas.microsoft.com/office/word/2016/wordml/cid" xmlns:w16="http://schemas.microsoft.com/office/word/2018/wordml" xmlns:w16du="http://schemas.microsoft.com/office/word/2023/wordml/word16du" xmlns:w16sdtdh="http://schemas.microsoft.com/office/word/2020/wordml/sdtdatahash" xmlns:w16sdtfl="http://schemas.microsoft.com/office/word/2024/wordml/sdtformatlock" xmlns:w16se="http://schemas.microsoft.com/office/word/2015/wordml/symex" xmlns:wpg="http://schemas.microsoft.com/office/word/2010/wordprocessingGroup" xmlns:wpi="http://schemas.microsoft.com/office/word/2010/wordprocessingInk" xmlns:wne="http://schemas.microsoft.com/office/word/2006/wordml" xmlns:wps="http://schemas.microsoft.com/office/word/2010/wordprocessingShape" mc:Ignorable="w14 w15 w16se w16cid w16 w16cex w16sdtdh w16sdtfl w16du wp14">
+  <w:p>
+    <w:pPr>
+      <w:pStyle w:val="a9"/>
       <w:rPr>
         <w:sz w:val="12"/>
         <w:szCs w:val="12"/>
@@ -8776,7 +8788,7 @@
 </w:ftr>
 </file>
 
-<file path=word/footer2.xml><?xml version="1.0" encoding="utf-8"?>
+<file path=word/footer3.xml><?xml version="1.0" encoding="utf-8"?>
 <w:ftr xmlns:wpc="http://schemas.microsoft.com/office/word/2010/wordprocessingCanvas" xmlns:cx="http://schemas.microsoft.com/office/drawing/2014/chartex" xmlns:cx1="http://schemas.microsoft.com/office/drawing/2015/9/8/chartex" xmlns:cx2="http://schemas.microsoft.com/office/drawing/2015/10/21/chartex" xmlns:cx3="http://schemas.microsoft.com/office/drawing/2016/5/9/chartex" xmlns:cx4="http://schemas.microsoft.com/office/drawing/2016/5/10/chartex" xmlns:cx5="http://schemas.microsoft.com/office/drawing/2016/5/11/chartex" xmlns:cx6="http://schemas.microsoft.com/office/drawing/2016/5/12/chartex" xmlns:cx7="http://schemas.microsoft.com/office/drawing/2016/5/13/chartex" xmlns:cx8="http://schemas.microsoft.com/office/drawing/2016/5/14/chartex" xmlns:mc="http://schemas.openxmlformats.org/markup-compatibility/2006" xmlns:aink="http://schemas.microsoft.com/office/drawing/2016/ink" xmlns:am3d="http://schemas.microsoft.com/office/drawing/2017/model3d" xmlns:o="urn:schemas-microsoft-com:office:office" xmlns:oel="http://schemas.microsoft.com/office/2019/extlst" xmlns:r="http://schemas.openxmlformats.org/officeDocument/2006/relationships" xmlns:m="http://schemas.openxmlformats.org/officeDocument/2006/math" xmlns:v="urn:schemas-microsoft-com:vml" xmlns:wp14="http://schemas.microsoft.com/office/word/2010/wordprocessingDrawing" xmlns:wp="http://schemas.openxmlformats.org/drawingml/2006/wordprocessingDrawing" xmlns:w10="urn:schemas-microsoft-com:office:word" xmlns:w="http://schemas.openxmlformats.org/wordprocessingml/2006/main" xmlns:w14="http://schemas.microsoft.com/office/word/2010/wordml" xmlns:w15="http://schemas.microsoft.com/office/word/2012/wordml" xmlns:w16cex="http://schemas.microsoft.com/office/word/2018/wordml/cex" xmlns:w16cid="http://schemas.microsoft.com/office/word/2016/wordml/cid" xmlns:w16="http://schemas.microsoft.com/office/word/2018/wordml" xmlns:w16du="http://schemas.microsoft.com/office/word/2023/wordml/word16du" xmlns:w16sdtdh="http://schemas.microsoft.com/office/word/2020/wordml/sdtdatahash" xmlns:w16sdtfl="http://schemas.microsoft.com/office/word/2024/wordml/sdtformatlock" xmlns:w16se="http://schemas.microsoft.com/office/word/2015/wordml/symex" xmlns:wpg="http://schemas.microsoft.com/office/word/2010/wordprocessingGroup" xmlns:wpi="http://schemas.microsoft.com/office/word/2010/wordprocessingInk" xmlns:wne="http://schemas.microsoft.com/office/word/2006/wordml" xmlns:wps="http://schemas.microsoft.com/office/word/2010/wordprocessingShape" mc:Ignorable="w14 w15 w16se w16cid w16 w16cex w16sdtdh w16sdtfl w16du wp14">
   <w:p>
     <w:pPr>
@@ -8895,6 +8907,16 @@
 </file>
 
 <file path=word/header1.xml><?xml version="1.0" encoding="utf-8"?>
+<w:hdr xmlns:wpc="http://schemas.microsoft.com/office/word/2010/wordprocessingCanvas" xmlns:cx="http://schemas.microsoft.com/office/drawing/2014/chartex" xmlns:cx1="http://schemas.microsoft.com/office/drawing/2015/9/8/chartex" xmlns:cx2="http://schemas.microsoft.com/office/drawing/2015/10/21/chartex" xmlns:cx3="http://schemas.microsoft.com/office/drawing/2016/5/9/chartex" xmlns:cx4="http://schemas.microsoft.com/office/drawing/2016/5/10/chartex" xmlns:cx5="http://schemas.microsoft.com/office/drawing/2016/5/11/chartex" xmlns:cx6="http://schemas.microsoft.com/office/drawing/2016/5/12/chartex" xmlns:cx7="http://schemas.microsoft.com/office/drawing/2016/5/13/chartex" xmlns:cx8="http://schemas.microsoft.com/office/drawing/2016/5/14/chartex" xmlns:mc="http://schemas.openxmlformats.org/markup-compatibility/2006" xmlns:aink="http://schemas.microsoft.com/office/drawing/2016/ink" xmlns:am3d="http://schemas.microsoft.com/office/drawing/2017/model3d" xmlns:o="urn:schemas-microsoft-com:office:office" xmlns:oel="http://schemas.microsoft.com/office/2019/extlst" xmlns:r="http://schemas.openxmlformats.org/officeDocument/2006/relationships" xmlns:m="http://schemas.openxmlformats.org/officeDocument/2006/math" xmlns:v="urn:schemas-microsoft-com:vml" xmlns:wp14="http://schemas.microsoft.com/office/word/2010/wordprocessingDrawing" xmlns:wp="http://schemas.openxmlformats.org/drawingml/2006/wordprocessingDrawing" xmlns:w10="urn:schemas-microsoft-com:office:word" xmlns:w="http://schemas.openxmlformats.org/wordprocessingml/2006/main" xmlns:w14="http://schemas.microsoft.com/office/word/2010/wordml" xmlns:w15="http://schemas.microsoft.com/office/word/2012/wordml" xmlns:w16cex="http://schemas.microsoft.com/office/word/2018/wordml/cex" xmlns:w16cid="http://schemas.microsoft.com/office/word/2016/wordml/cid" xmlns:w16="http://schemas.microsoft.com/office/word/2018/wordml" xmlns:w16du="http://schemas.microsoft.com/office/word/2023/wordml/word16du" xmlns:w16sdtdh="http://schemas.microsoft.com/office/word/2020/wordml/sdtdatahash" xmlns:w16sdtfl="http://schemas.microsoft.com/office/word/2024/wordml/sdtformatlock" xmlns:w16se="http://schemas.microsoft.com/office/word/2015/wordml/symex" xmlns:wpg="http://schemas.microsoft.com/office/word/2010/wordprocessingGroup" xmlns:wpi="http://schemas.microsoft.com/office/word/2010/wordprocessingInk" xmlns:wne="http://schemas.microsoft.com/office/word/2006/wordml" xmlns:wps="http://schemas.microsoft.com/office/word/2010/wordprocessingShape" mc:Ignorable="w14 w15 w16se w16cid w16 w16cex w16sdtdh w16sdtfl w16du wp14">
+  <w:p>
+    <w:pPr>
+      <w:pStyle w:val="ab"/>
+    </w:pPr>
+  </w:p>
+</w:hdr>
+</file>
+
+<file path=word/header2.xml><?xml version="1.0" encoding="utf-8"?>
 <w:hdr xmlns:wpc="http://schemas.microsoft.com/office/word/2010/wordprocessingCanvas" xmlns:cx="http://schemas.microsoft.com/office/drawing/2014/chartex" xmlns:cx1="http://schemas.microsoft.com/office/drawing/2015/9/8/chartex" xmlns:cx2="http://schemas.microsoft.com/office/drawing/2015/10/21/chartex" xmlns:cx3="http://schemas.microsoft.com/office/drawing/2016/5/9/chartex" xmlns:cx4="http://schemas.microsoft.com/office/drawing/2016/5/10/chartex" xmlns:cx5="http://schemas.microsoft.com/office/drawing/2016/5/11/chartex" xmlns:cx6="http://schemas.microsoft.com/office/drawing/2016/5/12/chartex" xmlns:cx7="http://schemas.microsoft.com/office/drawing/2016/5/13/chartex" xmlns:cx8="http://schemas.microsoft.com/office/drawing/2016/5/14/chartex" xmlns:mc="http://schemas.openxmlformats.org/markup-compatibility/2006" xmlns:aink="http://schemas.microsoft.com/office/drawing/2016/ink" xmlns:am3d="http://schemas.microsoft.com/office/drawing/2017/model3d" xmlns:o="urn:schemas-microsoft-com:office:office" xmlns:oel="http://schemas.microsoft.com/office/2019/extlst" xmlns:r="http://schemas.openxmlformats.org/officeDocument/2006/relationships" xmlns:m="http://schemas.openxmlformats.org/officeDocument/2006/math" xmlns:v="urn:schemas-microsoft-com:vml" xmlns:wp14="http://schemas.microsoft.com/office/word/2010/wordprocessingDrawing" xmlns:wp="http://schemas.openxmlformats.org/drawingml/2006/wordprocessingDrawing" xmlns:w10="urn:schemas-microsoft-com:office:word" xmlns:w="http://schemas.openxmlformats.org/wordprocessingml/2006/main" xmlns:w14="http://schemas.microsoft.com/office/word/2010/wordml" xmlns:w15="http://schemas.microsoft.com/office/word/2012/wordml" xmlns:w16cex="http://schemas.microsoft.com/office/word/2018/wordml/cex" xmlns:w16cid="http://schemas.microsoft.com/office/word/2016/wordml/cid" xmlns:w16="http://schemas.microsoft.com/office/word/2018/wordml" xmlns:w16du="http://schemas.microsoft.com/office/word/2023/wordml/word16du" xmlns:w16sdtdh="http://schemas.microsoft.com/office/word/2020/wordml/sdtdatahash" xmlns:w16sdtfl="http://schemas.microsoft.com/office/word/2024/wordml/sdtformatlock" xmlns:w16se="http://schemas.microsoft.com/office/word/2015/wordml/symex" xmlns:wpg="http://schemas.microsoft.com/office/word/2010/wordprocessingGroup" xmlns:wpi="http://schemas.microsoft.com/office/word/2010/wordprocessingInk" xmlns:wne="http://schemas.microsoft.com/office/word/2006/wordml" xmlns:wps="http://schemas.microsoft.com/office/word/2010/wordprocessingShape" mc:Ignorable="w14 w15 w16se w16cid w16 w16cex w16sdtdh w16sdtfl w16du wp14">
   <w:p>
     <w:pPr>
@@ -8955,7 +8977,7 @@
 </w:hdr>
 </file>
 
-<file path=word/header2.xml><?xml version="1.0" encoding="utf-8"?>
+<file path=word/header3.xml><?xml version="1.0" encoding="utf-8"?>
 <w:hdr xmlns:wpc="http://schemas.microsoft.com/office/word/2010/wordprocessingCanvas" xmlns:cx="http://schemas.microsoft.com/office/drawing/2014/chartex" xmlns:cx1="http://schemas.microsoft.com/office/drawing/2015/9/8/chartex" xmlns:cx2="http://schemas.microsoft.com/office/drawing/2015/10/21/chartex" xmlns:cx3="http://schemas.microsoft.com/office/drawing/2016/5/9/chartex" xmlns:cx4="http://schemas.microsoft.com/office/drawing/2016/5/10/chartex" xmlns:cx5="http://schemas.microsoft.com/office/drawing/2016/5/11/chartex" xmlns:cx6="http://schemas.microsoft.com/office/drawing/2016/5/12/chartex" xmlns:cx7="http://schemas.microsoft.com/office/drawing/2016/5/13/chartex" xmlns:cx8="http://schemas.microsoft.com/office/drawing/2016/5/14/chartex" xmlns:mc="http://schemas.openxmlformats.org/markup-compatibility/2006" xmlns:aink="http://schemas.microsoft.com/office/drawing/2016/ink" xmlns:am3d="http://schemas.microsoft.com/office/drawing/2017/model3d" xmlns:o="urn:schemas-microsoft-com:office:office" xmlns:oel="http://schemas.microsoft.com/office/2019/extlst" xmlns:r="http://schemas.openxmlformats.org/officeDocument/2006/relationships" xmlns:m="http://schemas.openxmlformats.org/officeDocument/2006/math" xmlns:v="urn:schemas-microsoft-com:vml" xmlns:wp14="http://schemas.microsoft.com/office/word/2010/wordprocessingDrawing" xmlns:wp="http://schemas.openxmlformats.org/drawingml/2006/wordprocessingDrawing" xmlns:w10="urn:schemas-microsoft-com:office:word" xmlns:w="http://schemas.openxmlformats.org/wordprocessingml/2006/main" xmlns:w14="http://schemas.microsoft.com/office/word/2010/wordml" xmlns:w15="http://schemas.microsoft.com/office/word/2012/wordml" xmlns:w16cex="http://schemas.microsoft.com/office/word/2018/wordml/cex" xmlns:w16cid="http://schemas.microsoft.com/office/word/2016/wordml/cid" xmlns:w16="http://schemas.microsoft.com/office/word/2018/wordml" xmlns:w16du="http://schemas.microsoft.com/office/word/2023/wordml/word16du" xmlns:w16sdtdh="http://schemas.microsoft.com/office/word/2020/wordml/sdtdatahash" xmlns:w16sdtfl="http://schemas.microsoft.com/office/word/2024/wordml/sdtformatlock" xmlns:w16se="http://schemas.microsoft.com/office/word/2015/wordml/symex" xmlns:wpg="http://schemas.microsoft.com/office/word/2010/wordprocessingGroup" xmlns:wpi="http://schemas.microsoft.com/office/word/2010/wordprocessingInk" xmlns:wne="http://schemas.microsoft.com/office/word/2006/wordml" xmlns:wps="http://schemas.microsoft.com/office/word/2010/wordprocessingShape" mc:Ignorable="w14 w15 w16se w16cid w16 w16cex w16sdtdh w16sdtfl w16du wp14">
   <w:tbl>
     <w:tblPr>

--- a/RVfpga/RVfpgaEL2/RVfpga_NexysVideo-NoDDR/Labs/Lab15/RVfpga_Lab15_VeeR-EL2_NexysVideo-NoDDR.docx
+++ b/RVfpga/RVfpgaEL2/RVfpga_NexysVideo-NoDDR/Labs/Lab15/RVfpga_Lab15_VeeR-EL2_NexysVideo-NoDDR.docx
@@ -1541,10 +1541,10 @@
             <v:path o:extrusionok="f" gradientshapeok="t" o:connecttype="rect"/>
             <o:lock v:ext="edit" aspectratio="t"/>
           </v:shapetype>
-          <v:shape id="_x0000_i1025" type="#_x0000_t75" style="width:546.35pt;height:321.9pt" o:ole="">
+          <v:shape id="_x0000_i1025" type="#_x0000_t75" style="width:546.3pt;height:321.8pt" o:ole="">
             <v:imagedata r:id="rId12" o:title=""/>
           </v:shape>
-          <o:OLEObject Type="Embed" ProgID="Visio.Drawing.15" ShapeID="_x0000_i1025" DrawAspect="Content" ObjectID="_1821806370" r:id="rId13"/>
+          <o:OLEObject Type="Embed" ProgID="Visio.Drawing.15" ShapeID="_x0000_i1025" DrawAspect="Content" ObjectID="_1821815088" r:id="rId13"/>
         </w:object>
       </w:r>
     </w:p>
@@ -2225,7 +2225,7 @@
                     </wp:anchor>
                   </w:drawing>
                 </mc:Choice>
-                <mc:Fallback xmlns:a14="http://schemas.microsoft.com/office/drawing/2010/main" xmlns:pic="http://schemas.openxmlformats.org/drawingml/2006/picture" xmlns:a="http://schemas.openxmlformats.org/drawingml/2006/main">
+                <mc:Fallback xmlns:a="http://schemas.openxmlformats.org/drawingml/2006/main" xmlns:pic="http://schemas.openxmlformats.org/drawingml/2006/picture" xmlns:a14="http://schemas.microsoft.com/office/drawing/2010/main">
                   <w:pict w14:anchorId="2F005678">
                     <v:rect id="Rectángulo 7" style="position:absolute;margin-left:36.8pt;margin-top:10.35pt;width:13.95pt;height:9.7pt;z-index:252059648;visibility:visible;mso-wrap-style:square;mso-width-percent:0;mso-height-percent:0;mso-wrap-distance-left:9pt;mso-wrap-distance-top:0;mso-wrap-distance-right:9pt;mso-wrap-distance-bottom:0;mso-position-horizontal:absolute;mso-position-horizontal-relative:text;mso-position-vertical:absolute;mso-position-vertical-relative:text;mso-width-percent:0;mso-height-percent:0;mso-width-relative:margin;mso-height-relative:margin;v-text-anchor:middle" o:spid="_x0000_s1026" filled="f" strokecolor="#4e6128 [1606]" strokeweight="1.5pt" w14:anchorId="3A457D2F" o:gfxdata="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"/>
                   </w:pict>
@@ -2323,7 +2323,7 @@
                     </wp:anchor>
                   </w:drawing>
                 </mc:Choice>
-                <mc:Fallback xmlns:a14="http://schemas.microsoft.com/office/drawing/2010/main" xmlns:pic="http://schemas.openxmlformats.org/drawingml/2006/picture" xmlns:a="http://schemas.openxmlformats.org/drawingml/2006/main">
+                <mc:Fallback xmlns:a="http://schemas.openxmlformats.org/drawingml/2006/main" xmlns:pic="http://schemas.openxmlformats.org/drawingml/2006/picture" xmlns:a14="http://schemas.microsoft.com/office/drawing/2010/main">
                   <w:pict w14:anchorId="01873A03">
                     <v:shapetype id="_x0000_t32" coordsize="21600,21600" o:oned="t" filled="f" o:spt="32" path="m,l21600,21600e" w14:anchorId="617A1A98">
                       <v:path fillok="f" arrowok="t" o:connecttype="none"/>
@@ -2412,7 +2412,7 @@
                     </wp:anchor>
                   </w:drawing>
                 </mc:Choice>
-                <mc:Fallback xmlns:a14="http://schemas.microsoft.com/office/drawing/2010/main" xmlns:pic="http://schemas.openxmlformats.org/drawingml/2006/picture" xmlns:a="http://schemas.openxmlformats.org/drawingml/2006/main">
+                <mc:Fallback xmlns:a="http://schemas.openxmlformats.org/drawingml/2006/main" xmlns:pic="http://schemas.openxmlformats.org/drawingml/2006/picture" xmlns:a14="http://schemas.microsoft.com/office/drawing/2010/main">
                   <w:pict w14:anchorId="0FC04B25">
                     <v:rect id="Rectángulo 10" style="position:absolute;margin-left:79.95pt;margin-top:9.6pt;width:13.95pt;height:9.7pt;z-index:252060672;visibility:visible;mso-wrap-style:square;mso-width-percent:0;mso-height-percent:0;mso-wrap-distance-left:9pt;mso-wrap-distance-top:0;mso-wrap-distance-right:9pt;mso-wrap-distance-bottom:0;mso-position-horizontal:absolute;mso-position-horizontal-relative:text;mso-position-vertical:absolute;mso-position-vertical-relative:text;mso-width-percent:0;mso-height-percent:0;mso-width-relative:margin;mso-height-relative:margin;v-text-anchor:middle" o:spid="_x0000_s1026" filled="f" strokecolor="#4e6128 [1606]" strokeweight="1.5pt" w14:anchorId="58CF3ED1" o:gfxdata="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"/>
                   </w:pict>
@@ -2710,7 +2710,7 @@
           <w:iCs/>
           <w:color w:val="000000" w:themeColor="text1"/>
         </w:rPr>
-        <w:t>Nexys Video</w:t>
+        <w:t xml:space="preserve">Nexys </w:t>
       </w:r>
       <w:r>
         <w:rPr>
@@ -2719,7 +2719,16 @@
           <w:iCs/>
           <w:color w:val="000000" w:themeColor="text1"/>
         </w:rPr>
-        <w:t>VideoNoDDRPath]</w:t>
+        <w:t>Video</w:t>
+      </w:r>
+      <w:r>
+        <w:rPr>
+          <w:rFonts w:eastAsia="Arial" w:cs="Arial"/>
+          <w:i/>
+          <w:iCs/>
+          <w:color w:val="000000" w:themeColor="text1"/>
+        </w:rPr>
+        <w:t>NoDDRPath]</w:t>
       </w:r>
       <w:r>
         <w:rPr>
@@ -3902,10 +3911,10 @@
       </w:pPr>
       <w:r>
         <w:object w:dxaOrig="18980" w:dyaOrig="11885" w14:anchorId="05CAA0DC">
-          <v:shape id="_x0000_i1026" type="#_x0000_t75" style="width:450.7pt;height:282.35pt" o:ole="">
+          <v:shape id="_x0000_i1026" type="#_x0000_t75" style="width:450.65pt;height:282.3pt" o:ole="">
             <v:imagedata r:id="rId14" o:title=""/>
           </v:shape>
-          <o:OLEObject Type="Embed" ProgID="Visio.Drawing.15" ShapeID="_x0000_i1026" DrawAspect="Content" ObjectID="_1821806371" r:id="rId15"/>
+          <o:OLEObject Type="Embed" ProgID="Visio.Drawing.15" ShapeID="_x0000_i1026" DrawAspect="Content" ObjectID="_1821815089" r:id="rId15"/>
         </w:object>
       </w:r>
     </w:p>
@@ -4492,7 +4501,7 @@
               </wp:anchor>
             </w:drawing>
           </mc:Choice>
-          <mc:Fallback xmlns:a14="http://schemas.microsoft.com/office/drawing/2010/main" xmlns:pic="http://schemas.openxmlformats.org/drawingml/2006/picture" xmlns:a="http://schemas.openxmlformats.org/drawingml/2006/main">
+          <mc:Fallback xmlns:a="http://schemas.openxmlformats.org/drawingml/2006/main" xmlns:pic="http://schemas.openxmlformats.org/drawingml/2006/picture" xmlns:a14="http://schemas.microsoft.com/office/drawing/2010/main">
             <w:pict>
               <v:shapetype id="_x0000_t32" coordsize="21600,21600" o:oned="t" filled="f" o:spt="32" path="m,l21600,21600e" w14:anchorId="627963CF">
                 <v:path fillok="f" arrowok="t" o:connecttype="none"/>
@@ -4573,7 +4582,7 @@
               </wp:anchor>
             </w:drawing>
           </mc:Choice>
-          <mc:Fallback xmlns:a14="http://schemas.microsoft.com/office/drawing/2010/main" xmlns:pic="http://schemas.openxmlformats.org/drawingml/2006/picture" xmlns:a="http://schemas.openxmlformats.org/drawingml/2006/main">
+          <mc:Fallback xmlns:a="http://schemas.openxmlformats.org/drawingml/2006/main" xmlns:pic="http://schemas.openxmlformats.org/drawingml/2006/picture" xmlns:a14="http://schemas.microsoft.com/office/drawing/2010/main">
             <w:pict>
               <v:shape id="Conector recto de flecha 43" style="position:absolute;margin-left:184.1pt;margin-top:6.9pt;width:72.1pt;height:37.1pt;flip:y;z-index:252076032;visibility:visible;mso-wrap-style:square;mso-width-percent:0;mso-height-percent:0;mso-wrap-distance-left:9pt;mso-wrap-distance-top:0;mso-wrap-distance-right:9pt;mso-wrap-distance-bottom:0;mso-position-horizontal:absolute;mso-position-horizontal-relative:text;mso-position-vertical:absolute;mso-position-vertical-relative:text;mso-width-percent:0;mso-height-percent:0;mso-width-relative:margin;mso-height-relative:margin" o:spid="_x0000_s1026" strokecolor="#ffc000" strokeweight="2pt" type="#_x0000_t32" o:gfxdata="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" w14:anchorId="5EA8DE40">
                 <v:stroke endarrow="block"/>
@@ -5021,7 +5030,7 @@
               </wp:anchor>
             </w:drawing>
           </mc:Choice>
-          <mc:Fallback xmlns:a14="http://schemas.microsoft.com/office/drawing/2010/main" xmlns:pic="http://schemas.openxmlformats.org/drawingml/2006/picture" xmlns:a="http://schemas.openxmlformats.org/drawingml/2006/main">
+          <mc:Fallback xmlns:a="http://schemas.openxmlformats.org/drawingml/2006/main" xmlns:pic="http://schemas.openxmlformats.org/drawingml/2006/picture" xmlns:a14="http://schemas.microsoft.com/office/drawing/2010/main">
             <w:pict>
               <v:line id="Conector recto 25" style="position:absolute;flip:y;z-index:252130304;visibility:visible;mso-wrap-style:square;mso-width-percent:0;mso-height-percent:0;mso-wrap-distance-left:9pt;mso-wrap-distance-top:0;mso-wrap-distance-right:9pt;mso-wrap-distance-bottom:0;mso-position-horizontal:absolute;mso-position-horizontal-relative:margin;mso-position-vertical:absolute;mso-position-vertical-relative:text;mso-width-percent:0;mso-height-percent:0;mso-width-relative:margin;mso-height-relative:margin" o:spid="_x0000_s1026" strokecolor="#205867 [1608]" strokeweight="1.5pt" from="2.5pt,157.85pt" to="131.5pt,158.3pt" w14:anchorId="7FB8539C" o:gfxdata="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">
                 <v:stroke dashstyle="dash"/>
@@ -5210,7 +5219,7 @@
               </wp:anchor>
             </w:drawing>
           </mc:Choice>
-          <mc:Fallback xmlns:a14="http://schemas.microsoft.com/office/drawing/2010/main" xmlns:pic="http://schemas.openxmlformats.org/drawingml/2006/picture" xmlns:a="http://schemas.openxmlformats.org/drawingml/2006/main">
+          <mc:Fallback xmlns:a="http://schemas.openxmlformats.org/drawingml/2006/main" xmlns:pic="http://schemas.openxmlformats.org/drawingml/2006/picture" xmlns:a14="http://schemas.microsoft.com/office/drawing/2010/main">
             <w:pict>
               <v:line id="Conector recto 25" style="position:absolute;flip:y;z-index:252128256;visibility:visible;mso-wrap-style:square;mso-width-percent:0;mso-height-percent:0;mso-wrap-distance-left:9pt;mso-wrap-distance-top:0;mso-wrap-distance-right:9pt;mso-wrap-distance-bottom:0;mso-position-horizontal:absolute;mso-position-horizontal-relative:margin;mso-position-vertical:absolute;mso-position-vertical-relative:text;mso-width-percent:0;mso-height-percent:0;mso-width-relative:margin;mso-height-relative:margin" o:spid="_x0000_s1026" strokecolor="#205867 [1608]" strokeweight="1.5pt" from="5.8pt,133.05pt" to="134.8pt,133.5pt" w14:anchorId="3A0B3AD0" o:gfxdata="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">
                 <v:stroke dashstyle="dash"/>
@@ -5407,7 +5416,7 @@
               </wp:anchor>
             </w:drawing>
           </mc:Choice>
-          <mc:Fallback xmlns:a14="http://schemas.microsoft.com/office/drawing/2010/main" xmlns:pic="http://schemas.openxmlformats.org/drawingml/2006/picture" xmlns:a="http://schemas.openxmlformats.org/drawingml/2006/main">
+          <mc:Fallback xmlns:a="http://schemas.openxmlformats.org/drawingml/2006/main" xmlns:pic="http://schemas.openxmlformats.org/drawingml/2006/picture" xmlns:a14="http://schemas.microsoft.com/office/drawing/2010/main">
             <w:pict>
               <v:line id="Conector recto 25" style="position:absolute;flip:y;z-index:252126208;visibility:visible;mso-wrap-style:square;mso-width-percent:0;mso-height-percent:0;mso-wrap-distance-left:9pt;mso-wrap-distance-top:0;mso-wrap-distance-right:9pt;mso-wrap-distance-bottom:0;mso-position-horizontal:absolute;mso-position-horizontal-relative:margin;mso-position-vertical:absolute;mso-position-vertical-relative:text;mso-width-percent:0;mso-height-percent:0;mso-width-relative:margin;mso-height-relative:margin" o:spid="_x0000_s1026" strokecolor="#205867 [1608]" strokeweight="1.5pt" from="5.75pt,97pt" to="134.75pt,97.45pt" w14:anchorId="2FBD7901" o:gfxdata="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">
                 <v:stroke dashstyle="dash"/>
@@ -5486,7 +5495,7 @@
               </wp:anchor>
             </w:drawing>
           </mc:Choice>
-          <mc:Fallback xmlns:a14="http://schemas.microsoft.com/office/drawing/2010/main" xmlns:pic="http://schemas.openxmlformats.org/drawingml/2006/picture" xmlns:a="http://schemas.openxmlformats.org/drawingml/2006/main">
+          <mc:Fallback xmlns:a="http://schemas.openxmlformats.org/drawingml/2006/main" xmlns:pic="http://schemas.openxmlformats.org/drawingml/2006/picture" xmlns:a14="http://schemas.microsoft.com/office/drawing/2010/main">
             <w:pict>
               <v:line id="Conector recto 25" style="position:absolute;flip:y;z-index:252063744;visibility:visible;mso-wrap-style:square;mso-width-percent:0;mso-height-percent:0;mso-wrap-distance-left:9pt;mso-wrap-distance-top:0;mso-wrap-distance-right:9pt;mso-wrap-distance-bottom:0;mso-position-horizontal:absolute;mso-position-horizontal-relative:margin;mso-position-vertical:absolute;mso-position-vertical-relative:text;mso-width-percent:0;mso-height-percent:0;mso-width-relative:margin;mso-height-relative:margin" o:spid="_x0000_s1026" strokecolor="#205867 [1608]" strokeweight="1.5pt" from="6.9pt,61.05pt" to="135.9pt,61.5pt" w14:anchorId="6DB4338A" o:gfxdata="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">
                 <v:stroke dashstyle="dash"/>
@@ -5799,7 +5808,7 @@
           <w:iCs/>
           <w:color w:val="000000" w:themeColor="text1"/>
         </w:rPr>
-        <w:t>Nexys Video</w:t>
+        <w:t xml:space="preserve">Nexys </w:t>
       </w:r>
       <w:r>
         <w:rPr>
@@ -5808,7 +5817,16 @@
           <w:iCs/>
           <w:color w:val="000000" w:themeColor="text1"/>
         </w:rPr>
-        <w:t>VideoNoDDRPath]</w:t>
+        <w:t>Video</w:t>
+      </w:r>
+      <w:r>
+        <w:rPr>
+          <w:rFonts w:eastAsia="Arial" w:cs="Arial"/>
+          <w:i/>
+          <w:iCs/>
+          <w:color w:val="000000" w:themeColor="text1"/>
+        </w:rPr>
+        <w:t>NoDDRPath]</w:t>
       </w:r>
       <w:r>
         <w:rPr>
@@ -16335,15 +16353,16 @@
 </file>
 
 <file path=customXml/item1.xml><?xml version="1.0" encoding="utf-8"?>
-<?mso-contentType ?>
-<FormTemplates xmlns="http://schemas.microsoft.com/sharepoint/v3/contenttype/forms">
-  <Display>DocumentLibraryForm</Display>
-  <Edit>DocumentLibraryForm</Edit>
-  <New>DocumentLibraryForm</New>
-</FormTemplates>
+<p:properties xmlns:p="http://schemas.microsoft.com/office/2006/metadata/properties" xmlns:xsi="http://www.w3.org/2001/XMLSchema-instance" xmlns:pc="http://schemas.microsoft.com/office/infopath/2007/PartnerControls">
+  <documentManagement/>
+</p:properties>
 </file>
 
 <file path=customXml/item2.xml><?xml version="1.0" encoding="utf-8"?>
+<b:Sources xmlns:b="http://schemas.openxmlformats.org/officeDocument/2006/bibliography" xmlns="http://schemas.openxmlformats.org/officeDocument/2006/bibliography" SelectedStyle="\APA.XSL" StyleName="APA"/>
+</file>
+
+<file path=customXml/item3.xml><?xml version="1.0" encoding="utf-8"?>
 <ct:contentTypeSchema xmlns:ct="http://schemas.microsoft.com/office/2006/metadata/contentType" xmlns:ma="http://schemas.microsoft.com/office/2006/metadata/properties/metaAttributes" ct:_="" ma:_="" ma:contentTypeName="Documento" ma:contentTypeID="0x010100DC4605E09422954E885190BEAE91315B" ma:contentTypeVersion="7" ma:contentTypeDescription="Crear nuevo documento." ma:contentTypeScope="" ma:versionID="385cca1479246aa9c7e7ca5799fff24b">
   <xsd:schema xmlns:xsd="http://www.w3.org/2001/XMLSchema" xmlns:xs="http://www.w3.org/2001/XMLSchema" xmlns:p="http://schemas.microsoft.com/office/2006/metadata/properties" xmlns:ns3="08b0e0cf-4f32-46a9-9719-4bc0cd4cc607" xmlns:ns4="58ac13d9-b16a-459f-8916-94b458aa600a" targetNamespace="http://schemas.microsoft.com/office/2006/metadata/properties" ma:root="true" ma:fieldsID="6fe30a3bbca70e3159826167a953d9c9" ns3:_="" ns4:_="">
     <xsd:import namespace="08b0e0cf-4f32-46a9-9719-4bc0cd4cc607"/>
@@ -16528,25 +16547,33 @@
 </ct:contentTypeSchema>
 </file>
 
-<file path=customXml/item3.xml><?xml version="1.0" encoding="utf-8"?>
-<b:Sources xmlns:b="http://schemas.openxmlformats.org/officeDocument/2006/bibliography" xmlns="http://schemas.openxmlformats.org/officeDocument/2006/bibliography" SelectedStyle="\APA.XSL" StyleName="APA"/>
-</file>
-
 <file path=customXml/item4.xml><?xml version="1.0" encoding="utf-8"?>
-<p:properties xmlns:p="http://schemas.microsoft.com/office/2006/metadata/properties" xmlns:xsi="http://www.w3.org/2001/XMLSchema-instance" xmlns:pc="http://schemas.microsoft.com/office/infopath/2007/PartnerControls">
-  <documentManagement/>
-</p:properties>
+<?mso-contentType ?>
+<FormTemplates xmlns="http://schemas.microsoft.com/sharepoint/v3/contenttype/forms">
+  <Display>DocumentLibraryForm</Display>
+  <Edit>DocumentLibraryForm</Edit>
+  <New>DocumentLibraryForm</New>
+</FormTemplates>
 </file>
 
 <file path=customXml/itemProps1.xml><?xml version="1.0" encoding="utf-8"?>
-<ds:datastoreItem xmlns:ds="http://schemas.openxmlformats.org/officeDocument/2006/customXml" ds:itemID="{5503D3D1-3D54-4D5E-9588-244437D76418}">
+<ds:datastoreItem xmlns:ds="http://schemas.openxmlformats.org/officeDocument/2006/customXml" ds:itemID="{F764B7BC-F5EA-4966-8B65-1E59BCB2DE1E}">
   <ds:schemaRefs>
-    <ds:schemaRef ds:uri="http://schemas.microsoft.com/sharepoint/v3/contenttype/forms"/>
+    <ds:schemaRef ds:uri="http://schemas.microsoft.com/office/2006/metadata/properties"/>
+    <ds:schemaRef ds:uri="http://schemas.microsoft.com/office/infopath/2007/PartnerControls"/>
   </ds:schemaRefs>
 </ds:datastoreItem>
 </file>
 
 <file path=customXml/itemProps2.xml><?xml version="1.0" encoding="utf-8"?>
+<ds:datastoreItem xmlns:ds="http://schemas.openxmlformats.org/officeDocument/2006/customXml" ds:itemID="{2C521DFE-CEEB-4B81-A51F-86B3815EF74E}">
+  <ds:schemaRefs>
+    <ds:schemaRef ds:uri="http://schemas.openxmlformats.org/officeDocument/2006/bibliography"/>
+  </ds:schemaRefs>
+</ds:datastoreItem>
+</file>
+
+<file path=customXml/itemProps3.xml><?xml version="1.0" encoding="utf-8"?>
 <ds:datastoreItem xmlns:ds="http://schemas.openxmlformats.org/officeDocument/2006/customXml" ds:itemID="{6AD23DEA-B07D-4E23-B8B4-58A43E3CD54E}">
   <ds:schemaRefs>
     <ds:schemaRef ds:uri="http://schemas.microsoft.com/office/2006/metadata/contentType"/>
@@ -16565,19 +16592,10 @@
 </ds:datastoreItem>
 </file>
 
-<file path=customXml/itemProps3.xml><?xml version="1.0" encoding="utf-8"?>
-<ds:datastoreItem xmlns:ds="http://schemas.openxmlformats.org/officeDocument/2006/customXml" ds:itemID="{2C521DFE-CEEB-4B81-A51F-86B3815EF74E}">
+<file path=customXml/itemProps4.xml><?xml version="1.0" encoding="utf-8"?>
+<ds:datastoreItem xmlns:ds="http://schemas.openxmlformats.org/officeDocument/2006/customXml" ds:itemID="{5503D3D1-3D54-4D5E-9588-244437D76418}">
   <ds:schemaRefs>
-    <ds:schemaRef ds:uri="http://schemas.openxmlformats.org/officeDocument/2006/bibliography"/>
-  </ds:schemaRefs>
-</ds:datastoreItem>
-</file>
-
-<file path=customXml/itemProps4.xml><?xml version="1.0" encoding="utf-8"?>
-<ds:datastoreItem xmlns:ds="http://schemas.openxmlformats.org/officeDocument/2006/customXml" ds:itemID="{F764B7BC-F5EA-4966-8B65-1E59BCB2DE1E}">
-  <ds:schemaRefs>
-    <ds:schemaRef ds:uri="http://schemas.microsoft.com/office/2006/metadata/properties"/>
-    <ds:schemaRef ds:uri="http://schemas.microsoft.com/office/infopath/2007/PartnerControls"/>
+    <ds:schemaRef ds:uri="http://schemas.microsoft.com/sharepoint/v3/contenttype/forms"/>
   </ds:schemaRefs>
 </ds:datastoreItem>
 </file>
--- a/RVfpga/RVfpgaEL2/RVfpga_NexysVideo-NoDDR/Labs/Lab15/RVfpga_Lab15_VeeR-EL2_NexysVideo-NoDDR.docx
+++ b/RVfpga/RVfpgaEL2/RVfpga_NexysVideo-NoDDR/Labs/Lab15/RVfpga_Lab15_VeeR-EL2_NexysVideo-NoDDR.docx
@@ -1541,10 +1541,10 @@
             <v:path o:extrusionok="f" gradientshapeok="t" o:connecttype="rect"/>
             <o:lock v:ext="edit" aspectratio="t"/>
           </v:shapetype>
-          <v:shape id="_x0000_i1025" type="#_x0000_t75" style="width:546.3pt;height:321.8pt" o:ole="">
+          <v:shape id="_x0000_i1025" type="#_x0000_t75" style="width:546.35pt;height:321.9pt" o:ole="">
             <v:imagedata r:id="rId12" o:title=""/>
           </v:shape>
-          <o:OLEObject Type="Embed" ProgID="Visio.Drawing.15" ShapeID="_x0000_i1025" DrawAspect="Content" ObjectID="_1821815088" r:id="rId13"/>
+          <o:OLEObject Type="Embed" ProgID="Visio.Drawing.15" ShapeID="_x0000_i1025" DrawAspect="Content" ObjectID="_1821824027" r:id="rId13"/>
         </w:object>
       </w:r>
     </w:p>
@@ -2225,7 +2225,7 @@
                     </wp:anchor>
                   </w:drawing>
                 </mc:Choice>
-                <mc:Fallback xmlns:a="http://schemas.openxmlformats.org/drawingml/2006/main" xmlns:pic="http://schemas.openxmlformats.org/drawingml/2006/picture" xmlns:a14="http://schemas.microsoft.com/office/drawing/2010/main">
+                <mc:Fallback xmlns:a14="http://schemas.microsoft.com/office/drawing/2010/main" xmlns:pic="http://schemas.openxmlformats.org/drawingml/2006/picture" xmlns:a="http://schemas.openxmlformats.org/drawingml/2006/main">
                   <w:pict w14:anchorId="2F005678">
                     <v:rect id="Rectángulo 7" style="position:absolute;margin-left:36.8pt;margin-top:10.35pt;width:13.95pt;height:9.7pt;z-index:252059648;visibility:visible;mso-wrap-style:square;mso-width-percent:0;mso-height-percent:0;mso-wrap-distance-left:9pt;mso-wrap-distance-top:0;mso-wrap-distance-right:9pt;mso-wrap-distance-bottom:0;mso-position-horizontal:absolute;mso-position-horizontal-relative:text;mso-position-vertical:absolute;mso-position-vertical-relative:text;mso-width-percent:0;mso-height-percent:0;mso-width-relative:margin;mso-height-relative:margin;v-text-anchor:middle" o:spid="_x0000_s1026" filled="f" strokecolor="#4e6128 [1606]" strokeweight="1.5pt" w14:anchorId="3A457D2F" o:gfxdata="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"/>
                   </w:pict>
@@ -2323,7 +2323,7 @@
                     </wp:anchor>
                   </w:drawing>
                 </mc:Choice>
-                <mc:Fallback xmlns:a="http://schemas.openxmlformats.org/drawingml/2006/main" xmlns:pic="http://schemas.openxmlformats.org/drawingml/2006/picture" xmlns:a14="http://schemas.microsoft.com/office/drawing/2010/main">
+                <mc:Fallback xmlns:a14="http://schemas.microsoft.com/office/drawing/2010/main" xmlns:pic="http://schemas.openxmlformats.org/drawingml/2006/picture" xmlns:a="http://schemas.openxmlformats.org/drawingml/2006/main">
                   <w:pict w14:anchorId="01873A03">
                     <v:shapetype id="_x0000_t32" coordsize="21600,21600" o:oned="t" filled="f" o:spt="32" path="m,l21600,21600e" w14:anchorId="617A1A98">
                       <v:path fillok="f" arrowok="t" o:connecttype="none"/>
@@ -2412,7 +2412,7 @@
                     </wp:anchor>
                   </w:drawing>
                 </mc:Choice>
-                <mc:Fallback xmlns:a="http://schemas.openxmlformats.org/drawingml/2006/main" xmlns:pic="http://schemas.openxmlformats.org/drawingml/2006/picture" xmlns:a14="http://schemas.microsoft.com/office/drawing/2010/main">
+                <mc:Fallback xmlns:a14="http://schemas.microsoft.com/office/drawing/2010/main" xmlns:pic="http://schemas.openxmlformats.org/drawingml/2006/picture" xmlns:a="http://schemas.openxmlformats.org/drawingml/2006/main">
                   <w:pict w14:anchorId="0FC04B25">
                     <v:rect id="Rectángulo 10" style="position:absolute;margin-left:79.95pt;margin-top:9.6pt;width:13.95pt;height:9.7pt;z-index:252060672;visibility:visible;mso-wrap-style:square;mso-width-percent:0;mso-height-percent:0;mso-wrap-distance-left:9pt;mso-wrap-distance-top:0;mso-wrap-distance-right:9pt;mso-wrap-distance-bottom:0;mso-position-horizontal:absolute;mso-position-horizontal-relative:text;mso-position-vertical:absolute;mso-position-vertical-relative:text;mso-width-percent:0;mso-height-percent:0;mso-width-relative:margin;mso-height-relative:margin;v-text-anchor:middle" o:spid="_x0000_s1026" filled="f" strokecolor="#4e6128 [1606]" strokeweight="1.5pt" w14:anchorId="58CF3ED1" o:gfxdata="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"/>
                   </w:pict>
@@ -3911,10 +3911,10 @@
       </w:pPr>
       <w:r>
         <w:object w:dxaOrig="18980" w:dyaOrig="11885" w14:anchorId="05CAA0DC">
-          <v:shape id="_x0000_i1026" type="#_x0000_t75" style="width:450.65pt;height:282.3pt" o:ole="">
+          <v:shape id="_x0000_i1026" type="#_x0000_t75" style="width:450.7pt;height:282.35pt" o:ole="">
             <v:imagedata r:id="rId14" o:title=""/>
           </v:shape>
-          <o:OLEObject Type="Embed" ProgID="Visio.Drawing.15" ShapeID="_x0000_i1026" DrawAspect="Content" ObjectID="_1821815089" r:id="rId15"/>
+          <o:OLEObject Type="Embed" ProgID="Visio.Drawing.15" ShapeID="_x0000_i1026" DrawAspect="Content" ObjectID="_1821824028" r:id="rId15"/>
         </w:object>
       </w:r>
     </w:p>
@@ -4501,7 +4501,7 @@
               </wp:anchor>
             </w:drawing>
           </mc:Choice>
-          <mc:Fallback xmlns:a="http://schemas.openxmlformats.org/drawingml/2006/main" xmlns:pic="http://schemas.openxmlformats.org/drawingml/2006/picture" xmlns:a14="http://schemas.microsoft.com/office/drawing/2010/main">
+          <mc:Fallback xmlns:a14="http://schemas.microsoft.com/office/drawing/2010/main" xmlns:pic="http://schemas.openxmlformats.org/drawingml/2006/picture" xmlns:a="http://schemas.openxmlformats.org/drawingml/2006/main">
             <w:pict>
               <v:shapetype id="_x0000_t32" coordsize="21600,21600" o:oned="t" filled="f" o:spt="32" path="m,l21600,21600e" w14:anchorId="627963CF">
                 <v:path fillok="f" arrowok="t" o:connecttype="none"/>
@@ -4582,7 +4582,7 @@
               </wp:anchor>
             </w:drawing>
           </mc:Choice>
-          <mc:Fallback xmlns:a="http://schemas.openxmlformats.org/drawingml/2006/main" xmlns:pic="http://schemas.openxmlformats.org/drawingml/2006/picture" xmlns:a14="http://schemas.microsoft.com/office/drawing/2010/main">
+          <mc:Fallback xmlns:a14="http://schemas.microsoft.com/office/drawing/2010/main" xmlns:pic="http://schemas.openxmlformats.org/drawingml/2006/picture" xmlns:a="http://schemas.openxmlformats.org/drawingml/2006/main">
             <w:pict>
               <v:shape id="Conector recto de flecha 43" style="position:absolute;margin-left:184.1pt;margin-top:6.9pt;width:72.1pt;height:37.1pt;flip:y;z-index:252076032;visibility:visible;mso-wrap-style:square;mso-width-percent:0;mso-height-percent:0;mso-wrap-distance-left:9pt;mso-wrap-distance-top:0;mso-wrap-distance-right:9pt;mso-wrap-distance-bottom:0;mso-position-horizontal:absolute;mso-position-horizontal-relative:text;mso-position-vertical:absolute;mso-position-vertical-relative:text;mso-width-percent:0;mso-height-percent:0;mso-width-relative:margin;mso-height-relative:margin" o:spid="_x0000_s1026" strokecolor="#ffc000" strokeweight="2pt" type="#_x0000_t32" o:gfxdata="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" w14:anchorId="5EA8DE40">
                 <v:stroke endarrow="block"/>
@@ -5030,7 +5030,7 @@
               </wp:anchor>
             </w:drawing>
           </mc:Choice>
-          <mc:Fallback xmlns:a="http://schemas.openxmlformats.org/drawingml/2006/main" xmlns:pic="http://schemas.openxmlformats.org/drawingml/2006/picture" xmlns:a14="http://schemas.microsoft.com/office/drawing/2010/main">
+          <mc:Fallback xmlns:a14="http://schemas.microsoft.com/office/drawing/2010/main" xmlns:pic="http://schemas.openxmlformats.org/drawingml/2006/picture" xmlns:a="http://schemas.openxmlformats.org/drawingml/2006/main">
             <w:pict>
               <v:line id="Conector recto 25" style="position:absolute;flip:y;z-index:252130304;visibility:visible;mso-wrap-style:square;mso-width-percent:0;mso-height-percent:0;mso-wrap-distance-left:9pt;mso-wrap-distance-top:0;mso-wrap-distance-right:9pt;mso-wrap-distance-bottom:0;mso-position-horizontal:absolute;mso-position-horizontal-relative:margin;mso-position-vertical:absolute;mso-position-vertical-relative:text;mso-width-percent:0;mso-height-percent:0;mso-width-relative:margin;mso-height-relative:margin" o:spid="_x0000_s1026" strokecolor="#205867 [1608]" strokeweight="1.5pt" from="2.5pt,157.85pt" to="131.5pt,158.3pt" w14:anchorId="7FB8539C" o:gfxdata="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">
                 <v:stroke dashstyle="dash"/>
@@ -5219,7 +5219,7 @@
               </wp:anchor>
             </w:drawing>
           </mc:Choice>
-          <mc:Fallback xmlns:a="http://schemas.openxmlformats.org/drawingml/2006/main" xmlns:pic="http://schemas.openxmlformats.org/drawingml/2006/picture" xmlns:a14="http://schemas.microsoft.com/office/drawing/2010/main">
+          <mc:Fallback xmlns:a14="http://schemas.microsoft.com/office/drawing/2010/main" xmlns:pic="http://schemas.openxmlformats.org/drawingml/2006/picture" xmlns:a="http://schemas.openxmlformats.org/drawingml/2006/main">
             <w:pict>
               <v:line id="Conector recto 25" style="position:absolute;flip:y;z-index:252128256;visibility:visible;mso-wrap-style:square;mso-width-percent:0;mso-height-percent:0;mso-wrap-distance-left:9pt;mso-wrap-distance-top:0;mso-wrap-distance-right:9pt;mso-wrap-distance-bottom:0;mso-position-horizontal:absolute;mso-position-horizontal-relative:margin;mso-position-vertical:absolute;mso-position-vertical-relative:text;mso-width-percent:0;mso-height-percent:0;mso-width-relative:margin;mso-height-relative:margin" o:spid="_x0000_s1026" strokecolor="#205867 [1608]" strokeweight="1.5pt" from="5.8pt,133.05pt" to="134.8pt,133.5pt" w14:anchorId="3A0B3AD0" o:gfxdata="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">
                 <v:stroke dashstyle="dash"/>
@@ -5416,7 +5416,7 @@
               </wp:anchor>
             </w:drawing>
           </mc:Choice>
-          <mc:Fallback xmlns:a="http://schemas.openxmlformats.org/drawingml/2006/main" xmlns:pic="http://schemas.openxmlformats.org/drawingml/2006/picture" xmlns:a14="http://schemas.microsoft.com/office/drawing/2010/main">
+          <mc:Fallback xmlns:a14="http://schemas.microsoft.com/office/drawing/2010/main" xmlns:pic="http://schemas.openxmlformats.org/drawingml/2006/picture" xmlns:a="http://schemas.openxmlformats.org/drawingml/2006/main">
             <w:pict>
               <v:line id="Conector recto 25" style="position:absolute;flip:y;z-index:252126208;visibility:visible;mso-wrap-style:square;mso-width-percent:0;mso-height-percent:0;mso-wrap-distance-left:9pt;mso-wrap-distance-top:0;mso-wrap-distance-right:9pt;mso-wrap-distance-bottom:0;mso-position-horizontal:absolute;mso-position-horizontal-relative:margin;mso-position-vertical:absolute;mso-position-vertical-relative:text;mso-width-percent:0;mso-height-percent:0;mso-width-relative:margin;mso-height-relative:margin" o:spid="_x0000_s1026" strokecolor="#205867 [1608]" strokeweight="1.5pt" from="5.75pt,97pt" to="134.75pt,97.45pt" w14:anchorId="2FBD7901" o:gfxdata="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">
                 <v:stroke dashstyle="dash"/>
@@ -5495,7 +5495,7 @@
               </wp:anchor>
             </w:drawing>
           </mc:Choice>
-          <mc:Fallback xmlns:a="http://schemas.openxmlformats.org/drawingml/2006/main" xmlns:pic="http://schemas.openxmlformats.org/drawingml/2006/picture" xmlns:a14="http://schemas.microsoft.com/office/drawing/2010/main">
+          <mc:Fallback xmlns:a14="http://schemas.microsoft.com/office/drawing/2010/main" xmlns:pic="http://schemas.openxmlformats.org/drawingml/2006/picture" xmlns:a="http://schemas.openxmlformats.org/drawingml/2006/main">
             <w:pict>
               <v:line id="Conector recto 25" style="position:absolute;flip:y;z-index:252063744;visibility:visible;mso-wrap-style:square;mso-width-percent:0;mso-height-percent:0;mso-wrap-distance-left:9pt;mso-wrap-distance-top:0;mso-wrap-distance-right:9pt;mso-wrap-distance-bottom:0;mso-position-horizontal:absolute;mso-position-horizontal-relative:margin;mso-position-vertical:absolute;mso-position-vertical-relative:text;mso-width-percent:0;mso-height-percent:0;mso-width-relative:margin;mso-height-relative:margin" o:spid="_x0000_s1026" strokecolor="#205867 [1608]" strokeweight="1.5pt" from="6.9pt,61.05pt" to="135.9pt,61.5pt" w14:anchorId="6DB4338A" o:gfxdata="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">
                 <v:stroke dashstyle="dash"/>
@@ -7191,6 +7191,7 @@
         <w:rPr>
           <w:rFonts w:ascii="Courier New" w:hAnsi="Courier New" w:cs="Courier New"/>
         </w:rPr>
+        <w:lastRenderedPageBreak/>
         <w:t>i0_rs2_d</w:t>
       </w:r>
       <w:r>
@@ -8632,12 +8633,10 @@
     <w:bookmarkEnd w:id="1"/>
     <w:p/>
     <w:sectPr>
-      <w:headerReference w:type="even" r:id="rId18"/>
-      <w:headerReference w:type="default" r:id="rId19"/>
-      <w:footerReference w:type="even" r:id="rId20"/>
-      <w:footerReference w:type="default" r:id="rId21"/>
-      <w:headerReference w:type="first" r:id="rId22"/>
-      <w:footerReference w:type="first" r:id="rId23"/>
+      <w:headerReference w:type="default" r:id="rId18"/>
+      <w:footerReference w:type="default" r:id="rId19"/>
+      <w:headerReference w:type="first" r:id="rId20"/>
+      <w:footerReference w:type="first" r:id="rId21"/>
       <w:pgSz w:w="11906" w:h="16838"/>
       <w:pgMar w:top="1800" w:right="1440" w:bottom="1440" w:left="1440" w:header="706" w:footer="389" w:gutter="0"/>
       <w:cols w:space="720"/>
@@ -8673,16 +8672,6 @@
   <w:p>
     <w:pPr>
       <w:pStyle w:val="a9"/>
-    </w:pPr>
-  </w:p>
-</w:ftr>
-</file>
-
-<file path=word/footer2.xml><?xml version="1.0" encoding="utf-8"?>
-<w:ftr xmlns:wpc="http://schemas.microsoft.com/office/word/2010/wordprocessingCanvas" xmlns:cx="http://schemas.microsoft.com/office/drawing/2014/chartex" xmlns:cx1="http://schemas.microsoft.com/office/drawing/2015/9/8/chartex" xmlns:cx2="http://schemas.microsoft.com/office/drawing/2015/10/21/chartex" xmlns:cx3="http://schemas.microsoft.com/office/drawing/2016/5/9/chartex" xmlns:cx4="http://schemas.microsoft.com/office/drawing/2016/5/10/chartex" xmlns:cx5="http://schemas.microsoft.com/office/drawing/2016/5/11/chartex" xmlns:cx6="http://schemas.microsoft.com/office/drawing/2016/5/12/chartex" xmlns:cx7="http://schemas.microsoft.com/office/drawing/2016/5/13/chartex" xmlns:cx8="http://schemas.microsoft.com/office/drawing/2016/5/14/chartex" xmlns:mc="http://schemas.openxmlformats.org/markup-compatibility/2006" xmlns:aink="http://schemas.microsoft.com/office/drawing/2016/ink" xmlns:am3d="http://schemas.microsoft.com/office/drawing/2017/model3d" xmlns:o="urn:schemas-microsoft-com:office:office" xmlns:oel="http://schemas.microsoft.com/office/2019/extlst" xmlns:r="http://schemas.openxmlformats.org/officeDocument/2006/relationships" xmlns:m="http://schemas.openxmlformats.org/officeDocument/2006/math" xmlns:v="urn:schemas-microsoft-com:vml" xmlns:wp14="http://schemas.microsoft.com/office/word/2010/wordprocessingDrawing" xmlns:wp="http://schemas.openxmlformats.org/drawingml/2006/wordprocessingDrawing" xmlns:w10="urn:schemas-microsoft-com:office:word" xmlns:w="http://schemas.openxmlformats.org/wordprocessingml/2006/main" xmlns:w14="http://schemas.microsoft.com/office/word/2010/wordml" xmlns:w15="http://schemas.microsoft.com/office/word/2012/wordml" xmlns:w16cex="http://schemas.microsoft.com/office/word/2018/wordml/cex" xmlns:w16cid="http://schemas.microsoft.com/office/word/2016/wordml/cid" xmlns:w16="http://schemas.microsoft.com/office/word/2018/wordml" xmlns:w16du="http://schemas.microsoft.com/office/word/2023/wordml/word16du" xmlns:w16sdtdh="http://schemas.microsoft.com/office/word/2020/wordml/sdtdatahash" xmlns:w16sdtfl="http://schemas.microsoft.com/office/word/2024/wordml/sdtformatlock" xmlns:w16se="http://schemas.microsoft.com/office/word/2015/wordml/symex" xmlns:wpg="http://schemas.microsoft.com/office/word/2010/wordprocessingGroup" xmlns:wpi="http://schemas.microsoft.com/office/word/2010/wordprocessingInk" xmlns:wne="http://schemas.microsoft.com/office/word/2006/wordml" xmlns:wps="http://schemas.microsoft.com/office/word/2010/wordprocessingShape" mc:Ignorable="w14 w15 w16se w16cid w16 w16cex w16sdtdh w16sdtfl w16du wp14">
-  <w:p>
-    <w:pPr>
-      <w:pStyle w:val="a9"/>
       <w:rPr>
         <w:sz w:val="12"/>
         <w:szCs w:val="12"/>
@@ -8806,7 +8795,7 @@
 </w:ftr>
 </file>
 
-<file path=word/footer3.xml><?xml version="1.0" encoding="utf-8"?>
+<file path=word/footer2.xml><?xml version="1.0" encoding="utf-8"?>
 <w:ftr xmlns:wpc="http://schemas.microsoft.com/office/word/2010/wordprocessingCanvas" xmlns:cx="http://schemas.microsoft.com/office/drawing/2014/chartex" xmlns:cx1="http://schemas.microsoft.com/office/drawing/2015/9/8/chartex" xmlns:cx2="http://schemas.microsoft.com/office/drawing/2015/10/21/chartex" xmlns:cx3="http://schemas.microsoft.com/office/drawing/2016/5/9/chartex" xmlns:cx4="http://schemas.microsoft.com/office/drawing/2016/5/10/chartex" xmlns:cx5="http://schemas.microsoft.com/office/drawing/2016/5/11/chartex" xmlns:cx6="http://schemas.microsoft.com/office/drawing/2016/5/12/chartex" xmlns:cx7="http://schemas.microsoft.com/office/drawing/2016/5/13/chartex" xmlns:cx8="http://schemas.microsoft.com/office/drawing/2016/5/14/chartex" xmlns:mc="http://schemas.openxmlformats.org/markup-compatibility/2006" xmlns:aink="http://schemas.microsoft.com/office/drawing/2016/ink" xmlns:am3d="http://schemas.microsoft.com/office/drawing/2017/model3d" xmlns:o="urn:schemas-microsoft-com:office:office" xmlns:oel="http://schemas.microsoft.com/office/2019/extlst" xmlns:r="http://schemas.openxmlformats.org/officeDocument/2006/relationships" xmlns:m="http://schemas.openxmlformats.org/officeDocument/2006/math" xmlns:v="urn:schemas-microsoft-com:vml" xmlns:wp14="http://schemas.microsoft.com/office/word/2010/wordprocessingDrawing" xmlns:wp="http://schemas.openxmlformats.org/drawingml/2006/wordprocessingDrawing" xmlns:w10="urn:schemas-microsoft-com:office:word" xmlns:w="http://schemas.openxmlformats.org/wordprocessingml/2006/main" xmlns:w14="http://schemas.microsoft.com/office/word/2010/wordml" xmlns:w15="http://schemas.microsoft.com/office/word/2012/wordml" xmlns:w16cex="http://schemas.microsoft.com/office/word/2018/wordml/cex" xmlns:w16cid="http://schemas.microsoft.com/office/word/2016/wordml/cid" xmlns:w16="http://schemas.microsoft.com/office/word/2018/wordml" xmlns:w16du="http://schemas.microsoft.com/office/word/2023/wordml/word16du" xmlns:w16sdtdh="http://schemas.microsoft.com/office/word/2020/wordml/sdtdatahash" xmlns:w16sdtfl="http://schemas.microsoft.com/office/word/2024/wordml/sdtformatlock" xmlns:w16se="http://schemas.microsoft.com/office/word/2015/wordml/symex" xmlns:wpg="http://schemas.microsoft.com/office/word/2010/wordprocessingGroup" xmlns:wpi="http://schemas.microsoft.com/office/word/2010/wordprocessingInk" xmlns:wne="http://schemas.microsoft.com/office/word/2006/wordml" xmlns:wps="http://schemas.microsoft.com/office/word/2010/wordprocessingShape" mc:Ignorable="w14 w15 w16se w16cid w16 w16cex w16sdtdh w16sdtfl w16du wp14">
   <w:p>
     <w:pPr>
@@ -8925,16 +8914,6 @@
 </file>
 
 <file path=word/header1.xml><?xml version="1.0" encoding="utf-8"?>
-<w:hdr xmlns:wpc="http://schemas.microsoft.com/office/word/2010/wordprocessingCanvas" xmlns:cx="http://schemas.microsoft.com/office/drawing/2014/chartex" xmlns:cx1="http://schemas.microsoft.com/office/drawing/2015/9/8/chartex" xmlns:cx2="http://schemas.microsoft.com/office/drawing/2015/10/21/chartex" xmlns:cx3="http://schemas.microsoft.com/office/drawing/2016/5/9/chartex" xmlns:cx4="http://schemas.microsoft.com/office/drawing/2016/5/10/chartex" xmlns:cx5="http://schemas.microsoft.com/office/drawing/2016/5/11/chartex" xmlns:cx6="http://schemas.microsoft.com/office/drawing/2016/5/12/chartex" xmlns:cx7="http://schemas.microsoft.com/office/drawing/2016/5/13/chartex" xmlns:cx8="http://schemas.microsoft.com/office/drawing/2016/5/14/chartex" xmlns:mc="http://schemas.openxmlformats.org/markup-compatibility/2006" xmlns:aink="http://schemas.microsoft.com/office/drawing/2016/ink" xmlns:am3d="http://schemas.microsoft.com/office/drawing/2017/model3d" xmlns:o="urn:schemas-microsoft-com:office:office" xmlns:oel="http://schemas.microsoft.com/office/2019/extlst" xmlns:r="http://schemas.openxmlformats.org/officeDocument/2006/relationships" xmlns:m="http://schemas.openxmlformats.org/officeDocument/2006/math" xmlns:v="urn:schemas-microsoft-com:vml" xmlns:wp14="http://schemas.microsoft.com/office/word/2010/wordprocessingDrawing" xmlns:wp="http://schemas.openxmlformats.org/drawingml/2006/wordprocessingDrawing" xmlns:w10="urn:schemas-microsoft-com:office:word" xmlns:w="http://schemas.openxmlformats.org/wordprocessingml/2006/main" xmlns:w14="http://schemas.microsoft.com/office/word/2010/wordml" xmlns:w15="http://schemas.microsoft.com/office/word/2012/wordml" xmlns:w16cex="http://schemas.microsoft.com/office/word/2018/wordml/cex" xmlns:w16cid="http://schemas.microsoft.com/office/word/2016/wordml/cid" xmlns:w16="http://schemas.microsoft.com/office/word/2018/wordml" xmlns:w16du="http://schemas.microsoft.com/office/word/2023/wordml/word16du" xmlns:w16sdtdh="http://schemas.microsoft.com/office/word/2020/wordml/sdtdatahash" xmlns:w16sdtfl="http://schemas.microsoft.com/office/word/2024/wordml/sdtformatlock" xmlns:w16se="http://schemas.microsoft.com/office/word/2015/wordml/symex" xmlns:wpg="http://schemas.microsoft.com/office/word/2010/wordprocessingGroup" xmlns:wpi="http://schemas.microsoft.com/office/word/2010/wordprocessingInk" xmlns:wne="http://schemas.microsoft.com/office/word/2006/wordml" xmlns:wps="http://schemas.microsoft.com/office/word/2010/wordprocessingShape" mc:Ignorable="w14 w15 w16se w16cid w16 w16cex w16sdtdh w16sdtfl w16du wp14">
-  <w:p>
-    <w:pPr>
-      <w:pStyle w:val="ab"/>
-    </w:pPr>
-  </w:p>
-</w:hdr>
-</file>
-
-<file path=word/header2.xml><?xml version="1.0" encoding="utf-8"?>
 <w:hdr xmlns:wpc="http://schemas.microsoft.com/office/word/2010/wordprocessingCanvas" xmlns:cx="http://schemas.microsoft.com/office/drawing/2014/chartex" xmlns:cx1="http://schemas.microsoft.com/office/drawing/2015/9/8/chartex" xmlns:cx2="http://schemas.microsoft.com/office/drawing/2015/10/21/chartex" xmlns:cx3="http://schemas.microsoft.com/office/drawing/2016/5/9/chartex" xmlns:cx4="http://schemas.microsoft.com/office/drawing/2016/5/10/chartex" xmlns:cx5="http://schemas.microsoft.com/office/drawing/2016/5/11/chartex" xmlns:cx6="http://schemas.microsoft.com/office/drawing/2016/5/12/chartex" xmlns:cx7="http://schemas.microsoft.com/office/drawing/2016/5/13/chartex" xmlns:cx8="http://schemas.microsoft.com/office/drawing/2016/5/14/chartex" xmlns:mc="http://schemas.openxmlformats.org/markup-compatibility/2006" xmlns:aink="http://schemas.microsoft.com/office/drawing/2016/ink" xmlns:am3d="http://schemas.microsoft.com/office/drawing/2017/model3d" xmlns:o="urn:schemas-microsoft-com:office:office" xmlns:oel="http://schemas.microsoft.com/office/2019/extlst" xmlns:r="http://schemas.openxmlformats.org/officeDocument/2006/relationships" xmlns:m="http://schemas.openxmlformats.org/officeDocument/2006/math" xmlns:v="urn:schemas-microsoft-com:vml" xmlns:wp14="http://schemas.microsoft.com/office/word/2010/wordprocessingDrawing" xmlns:wp="http://schemas.openxmlformats.org/drawingml/2006/wordprocessingDrawing" xmlns:w10="urn:schemas-microsoft-com:office:word" xmlns:w="http://schemas.openxmlformats.org/wordprocessingml/2006/main" xmlns:w14="http://schemas.microsoft.com/office/word/2010/wordml" xmlns:w15="http://schemas.microsoft.com/office/word/2012/wordml" xmlns:w16cex="http://schemas.microsoft.com/office/word/2018/wordml/cex" xmlns:w16cid="http://schemas.microsoft.com/office/word/2016/wordml/cid" xmlns:w16="http://schemas.microsoft.com/office/word/2018/wordml" xmlns:w16du="http://schemas.microsoft.com/office/word/2023/wordml/word16du" xmlns:w16sdtdh="http://schemas.microsoft.com/office/word/2020/wordml/sdtdatahash" xmlns:w16sdtfl="http://schemas.microsoft.com/office/word/2024/wordml/sdtformatlock" xmlns:w16se="http://schemas.microsoft.com/office/word/2015/wordml/symex" xmlns:wpg="http://schemas.microsoft.com/office/word/2010/wordprocessingGroup" xmlns:wpi="http://schemas.microsoft.com/office/word/2010/wordprocessingInk" xmlns:wne="http://schemas.microsoft.com/office/word/2006/wordml" xmlns:wps="http://schemas.microsoft.com/office/word/2010/wordprocessingShape" mc:Ignorable="w14 w15 w16se w16cid w16 w16cex w16sdtdh w16sdtfl w16du wp14">
   <w:p>
     <w:pPr>
@@ -8995,7 +8974,7 @@
 </w:hdr>
 </file>
 
-<file path=word/header3.xml><?xml version="1.0" encoding="utf-8"?>
+<file path=word/header2.xml><?xml version="1.0" encoding="utf-8"?>
 <w:hdr xmlns:wpc="http://schemas.microsoft.com/office/word/2010/wordprocessingCanvas" xmlns:cx="http://schemas.microsoft.com/office/drawing/2014/chartex" xmlns:cx1="http://schemas.microsoft.com/office/drawing/2015/9/8/chartex" xmlns:cx2="http://schemas.microsoft.com/office/drawing/2015/10/21/chartex" xmlns:cx3="http://schemas.microsoft.com/office/drawing/2016/5/9/chartex" xmlns:cx4="http://schemas.microsoft.com/office/drawing/2016/5/10/chartex" xmlns:cx5="http://schemas.microsoft.com/office/drawing/2016/5/11/chartex" xmlns:cx6="http://schemas.microsoft.com/office/drawing/2016/5/12/chartex" xmlns:cx7="http://schemas.microsoft.com/office/drawing/2016/5/13/chartex" xmlns:cx8="http://schemas.microsoft.com/office/drawing/2016/5/14/chartex" xmlns:mc="http://schemas.openxmlformats.org/markup-compatibility/2006" xmlns:aink="http://schemas.microsoft.com/office/drawing/2016/ink" xmlns:am3d="http://schemas.microsoft.com/office/drawing/2017/model3d" xmlns:o="urn:schemas-microsoft-com:office:office" xmlns:oel="http://schemas.microsoft.com/office/2019/extlst" xmlns:r="http://schemas.openxmlformats.org/officeDocument/2006/relationships" xmlns:m="http://schemas.openxmlformats.org/officeDocument/2006/math" xmlns:v="urn:schemas-microsoft-com:vml" xmlns:wp14="http://schemas.microsoft.com/office/word/2010/wordprocessingDrawing" xmlns:wp="http://schemas.openxmlformats.org/drawingml/2006/wordprocessingDrawing" xmlns:w10="urn:schemas-microsoft-com:office:word" xmlns:w="http://schemas.openxmlformats.org/wordprocessingml/2006/main" xmlns:w14="http://schemas.microsoft.com/office/word/2010/wordml" xmlns:w15="http://schemas.microsoft.com/office/word/2012/wordml" xmlns:w16cex="http://schemas.microsoft.com/office/word/2018/wordml/cex" xmlns:w16cid="http://schemas.microsoft.com/office/word/2016/wordml/cid" xmlns:w16="http://schemas.microsoft.com/office/word/2018/wordml" xmlns:w16du="http://schemas.microsoft.com/office/word/2023/wordml/word16du" xmlns:w16sdtdh="http://schemas.microsoft.com/office/word/2020/wordml/sdtdatahash" xmlns:w16sdtfl="http://schemas.microsoft.com/office/word/2024/wordml/sdtformatlock" xmlns:w16se="http://schemas.microsoft.com/office/word/2015/wordml/symex" xmlns:wpg="http://schemas.microsoft.com/office/word/2010/wordprocessingGroup" xmlns:wpi="http://schemas.microsoft.com/office/word/2010/wordprocessingInk" xmlns:wne="http://schemas.microsoft.com/office/word/2006/wordml" xmlns:wps="http://schemas.microsoft.com/office/word/2010/wordprocessingShape" mc:Ignorable="w14 w15 w16se w16cid w16 w16cex w16sdtdh w16sdtfl w16du wp14">
   <w:tbl>
     <w:tblPr>
@@ -16353,16 +16332,15 @@
 </file>
 
 <file path=customXml/item1.xml><?xml version="1.0" encoding="utf-8"?>
-<p:properties xmlns:p="http://schemas.microsoft.com/office/2006/metadata/properties" xmlns:xsi="http://www.w3.org/2001/XMLSchema-instance" xmlns:pc="http://schemas.microsoft.com/office/infopath/2007/PartnerControls">
-  <documentManagement/>
-</p:properties>
+<?mso-contentType ?>
+<FormTemplates xmlns="http://schemas.microsoft.com/sharepoint/v3/contenttype/forms">
+  <Display>DocumentLibraryForm</Display>
+  <Edit>DocumentLibraryForm</Edit>
+  <New>DocumentLibraryForm</New>
+</FormTemplates>
 </file>
 
 <file path=customXml/item2.xml><?xml version="1.0" encoding="utf-8"?>
-<b:Sources xmlns:b="http://schemas.openxmlformats.org/officeDocument/2006/bibliography" xmlns="http://schemas.openxmlformats.org/officeDocument/2006/bibliography" SelectedStyle="\APA.XSL" StyleName="APA"/>
-</file>
-
-<file path=customXml/item3.xml><?xml version="1.0" encoding="utf-8"?>
 <ct:contentTypeSchema xmlns:ct="http://schemas.microsoft.com/office/2006/metadata/contentType" xmlns:ma="http://schemas.microsoft.com/office/2006/metadata/properties/metaAttributes" ct:_="" ma:_="" ma:contentTypeName="Documento" ma:contentTypeID="0x010100DC4605E09422954E885190BEAE91315B" ma:contentTypeVersion="7" ma:contentTypeDescription="Crear nuevo documento." ma:contentTypeScope="" ma:versionID="385cca1479246aa9c7e7ca5799fff24b">
   <xsd:schema xmlns:xsd="http://www.w3.org/2001/XMLSchema" xmlns:xs="http://www.w3.org/2001/XMLSchema" xmlns:p="http://schemas.microsoft.com/office/2006/metadata/properties" xmlns:ns3="08b0e0cf-4f32-46a9-9719-4bc0cd4cc607" xmlns:ns4="58ac13d9-b16a-459f-8916-94b458aa600a" targetNamespace="http://schemas.microsoft.com/office/2006/metadata/properties" ma:root="true" ma:fieldsID="6fe30a3bbca70e3159826167a953d9c9" ns3:_="" ns4:_="">
     <xsd:import namespace="08b0e0cf-4f32-46a9-9719-4bc0cd4cc607"/>
@@ -16547,33 +16525,25 @@
 </ct:contentTypeSchema>
 </file>
 
+<file path=customXml/item3.xml><?xml version="1.0" encoding="utf-8"?>
+<b:Sources xmlns:b="http://schemas.openxmlformats.org/officeDocument/2006/bibliography" xmlns="http://schemas.openxmlformats.org/officeDocument/2006/bibliography" SelectedStyle="\APA.XSL" StyleName="APA"/>
+</file>
+
 <file path=customXml/item4.xml><?xml version="1.0" encoding="utf-8"?>
-<?mso-contentType ?>
-<FormTemplates xmlns="http://schemas.microsoft.com/sharepoint/v3/contenttype/forms">
-  <Display>DocumentLibraryForm</Display>
-  <Edit>DocumentLibraryForm</Edit>
-  <New>DocumentLibraryForm</New>
-</FormTemplates>
+<p:properties xmlns:p="http://schemas.microsoft.com/office/2006/metadata/properties" xmlns:xsi="http://www.w3.org/2001/XMLSchema-instance" xmlns:pc="http://schemas.microsoft.com/office/infopath/2007/PartnerControls">
+  <documentManagement/>
+</p:properties>
 </file>
 
 <file path=customXml/itemProps1.xml><?xml version="1.0" encoding="utf-8"?>
-<ds:datastoreItem xmlns:ds="http://schemas.openxmlformats.org/officeDocument/2006/customXml" ds:itemID="{F764B7BC-F5EA-4966-8B65-1E59BCB2DE1E}">
+<ds:datastoreItem xmlns:ds="http://schemas.openxmlformats.org/officeDocument/2006/customXml" ds:itemID="{5503D3D1-3D54-4D5E-9588-244437D76418}">
   <ds:schemaRefs>
-    <ds:schemaRef ds:uri="http://schemas.microsoft.com/office/2006/metadata/properties"/>
-    <ds:schemaRef ds:uri="http://schemas.microsoft.com/office/infopath/2007/PartnerControls"/>
+    <ds:schemaRef ds:uri="http://schemas.microsoft.com/sharepoint/v3/contenttype/forms"/>
   </ds:schemaRefs>
 </ds:datastoreItem>
 </file>
 
 <file path=customXml/itemProps2.xml><?xml version="1.0" encoding="utf-8"?>
-<ds:datastoreItem xmlns:ds="http://schemas.openxmlformats.org/officeDocument/2006/customXml" ds:itemID="{2C521DFE-CEEB-4B81-A51F-86B3815EF74E}">
-  <ds:schemaRefs>
-    <ds:schemaRef ds:uri="http://schemas.openxmlformats.org/officeDocument/2006/bibliography"/>
-  </ds:schemaRefs>
-</ds:datastoreItem>
-</file>
-
-<file path=customXml/itemProps3.xml><?xml version="1.0" encoding="utf-8"?>
 <ds:datastoreItem xmlns:ds="http://schemas.openxmlformats.org/officeDocument/2006/customXml" ds:itemID="{6AD23DEA-B07D-4E23-B8B4-58A43E3CD54E}">
   <ds:schemaRefs>
     <ds:schemaRef ds:uri="http://schemas.microsoft.com/office/2006/metadata/contentType"/>
@@ -16592,10 +16562,19 @@
 </ds:datastoreItem>
 </file>
 
+<file path=customXml/itemProps3.xml><?xml version="1.0" encoding="utf-8"?>
+<ds:datastoreItem xmlns:ds="http://schemas.openxmlformats.org/officeDocument/2006/customXml" ds:itemID="{2C521DFE-CEEB-4B81-A51F-86B3815EF74E}">
+  <ds:schemaRefs>
+    <ds:schemaRef ds:uri="http://schemas.openxmlformats.org/officeDocument/2006/bibliography"/>
+  </ds:schemaRefs>
+</ds:datastoreItem>
+</file>
+
 <file path=customXml/itemProps4.xml><?xml version="1.0" encoding="utf-8"?>
-<ds:datastoreItem xmlns:ds="http://schemas.openxmlformats.org/officeDocument/2006/customXml" ds:itemID="{5503D3D1-3D54-4D5E-9588-244437D76418}">
+<ds:datastoreItem xmlns:ds="http://schemas.openxmlformats.org/officeDocument/2006/customXml" ds:itemID="{F764B7BC-F5EA-4966-8B65-1E59BCB2DE1E}">
   <ds:schemaRefs>
-    <ds:schemaRef ds:uri="http://schemas.microsoft.com/sharepoint/v3/contenttype/forms"/>
+    <ds:schemaRef ds:uri="http://schemas.microsoft.com/office/2006/metadata/properties"/>
+    <ds:schemaRef ds:uri="http://schemas.microsoft.com/office/infopath/2007/PartnerControls"/>
   </ds:schemaRefs>
 </ds:datastoreItem>
 </file>